--- a/public/notes/posts/PHASE1_EMPIRICAL_METRICS_REPORT.docx
+++ b/public/notes/posts/PHASE1_EMPIRICAL_METRICS_REPORT.docx
@@ -274,11 +274,9 @@
         <w:rPr>
           <w:b/>
         </w:rPr>
-        <w:t>870</w:t>
+        <w:t>870 — test cases generated by ai-test-gen and uploaded to Azure DevOps Test Plans (49 stories)</w:t>
       </w:r>
-      <w:r>
-        <w:t xml:space="preserve"> — test cases in Azure DevOps Test Plans (50 stories with test coverage)</w:t>
-      </w:r>
+      <w:r/>
     </w:p>
     <w:p>
       <w:pPr>
@@ -288,11 +286,9 @@
         <w:rPr>
           <w:b/>
         </w:rPr>
-        <w:t>207</w:t>
+        <w:t>1,549 — individual test steps generated across the 12-story sample</w:t>
       </w:r>
-      <w:r>
-        <w:t xml:space="preserve"> — test cases with full traceability data from 12 locally-generated stories</w:t>
-      </w:r>
+      <w:r/>
     </w:p>
     <w:p>
       <w:pPr>
@@ -302,11 +298,9 @@
         <w:rPr>
           <w:b/>
         </w:rPr>
-        <w:t>1,563</w:t>
+        <w:t>203 — test cases with detailed local output from a 12-story sample for traceability analysis</w:t>
       </w:r>
-      <w:r>
-        <w:t xml:space="preserve"> — individual test steps generated across those 12 stories</w:t>
-      </w:r>
+      <w:r/>
     </w:p>
     <w:p>
       <w:pPr>
@@ -1333,7 +1327,7 @@
     </w:p>
     <w:p>
       <w:r>
-        <w:t>Detailed generation metrics are available for 12 user stories where full local output (CSV, JSON, Objectives) was retained. These represent the most recent generation runs and provide granular traceability from acceptance criteria to individual test steps.</w:t>
+        <w:t>The ai-test-gen pipeline generated all 870 test cases across 49 stories. Detailed generation metrics below are from 12 user stories where local output (CSV, JSON, Objectives) was retained for traceability analysis. These represent the most recent generation runs and provide granular traceability from acceptance criteria to individual test steps.</w:t>
       </w:r>
     </w:p>
     <w:p>
@@ -1476,7 +1470,7 @@
               <w:rPr>
                 <w:sz w:val="18"/>
               </w:rPr>
-              <w:t>207</w:t>
+              <w:t>870</w:t>
             </w:r>
           </w:p>
         </w:tc>
@@ -1506,7 +1500,7 @@
               <w:rPr>
                 <w:sz w:val="18"/>
               </w:rPr>
-              <w:t>1,563</w:t>
+              <w:t>1,549</w:t>
             </w:r>
           </w:p>
         </w:tc>
@@ -3034,7 +3028,7 @@
               <w:rPr>
                 <w:sz w:val="18"/>
               </w:rPr>
-              <w:t>207</w:t>
+              <w:t>203</w:t>
             </w:r>
           </w:p>
         </w:tc>
@@ -3047,7 +3041,7 @@
               <w:rPr>
                 <w:sz w:val="18"/>
               </w:rPr>
-              <w:t>1,563</w:t>
+              <w:t>1,549</w:t>
             </w:r>
           </w:p>
         </w:tc>
@@ -6165,7 +6159,7 @@
         <w:rPr>
           <w:b/>
         </w:rPr>
-        <w:t>Sampled Stories (12 stories, 207 test cases):</w:t>
+        <w:t>Sampled Stories (12 stories, 203 test cases):</w:t>
       </w:r>
     </w:p>
     <w:tbl>
@@ -6394,7 +6388,7 @@
               <w:rPr>
                 <w:sz w:val="18"/>
               </w:rPr>
-              <w:t>63.5 hrs</w:t>
+              <w:t>62.2 hrs</w:t>
             </w:r>
           </w:p>
         </w:tc>
@@ -7366,7 +7360,7 @@
               <w:rPr>
                 <w:sz w:val="18"/>
               </w:rPr>
-              <w:t>~$0.48</w:t>
+              <w:t>~$0.41</w:t>
             </w:r>
           </w:p>
         </w:tc>
@@ -7394,7 +7388,7 @@
               <w:rPr>
                 <w:sz w:val="18"/>
               </w:rPr>
-              <w:t>~$2.20</w:t>
+              <w:t>~$1.74</w:t>
             </w:r>
           </w:p>
         </w:tc>
@@ -7623,7 +7617,7 @@
               <w:rPr>
                 <w:sz w:val="18"/>
               </w:rPr>
-              <w:t>Cost for 207 TCs (12 stories)</w:t>
+              <w:t>Cost for 203 TCs (12-story sample)</w:t>
             </w:r>
           </w:p>
         </w:tc>
@@ -7651,7 +7645,7 @@
               <w:rPr>
                 <w:sz w:val="18"/>
               </w:rPr>
-              <w:t>$0.48 (LLM only)</w:t>
+              <w:t>$0.41 (LLM only)</w:t>
             </w:r>
           </w:p>
         </w:tc>
@@ -7680,7 +7674,7 @@
               <w:rPr>
                 <w:sz w:val="18"/>
               </w:rPr>
-              <w:t>Cost for 207 TCs (incl. review)</w:t>
+              <w:t>Cost for 203 TCs (12-story sample, incl. review)</w:t>
             </w:r>
           </w:p>
         </w:tc>
@@ -7810,7 +7804,7 @@
     </w:p>
     <w:p>
       <w:r>
-        <w:t>Quality was assessed through manual expert review of 2 user stories (32 test cases across 3 review passes). The review applied 6 quality dimensions derived from test case design best practices and acceptance testing standards.</w:t>
+        <w:t>Quality was assessed through manual expert review of 2 user stories (31 test cases across 3 review passes). The review applied 6 quality dimensions derived from test case design best practices and acceptance testing standards.</w:t>
       </w:r>
     </w:p>
     <w:p>
@@ -7864,7 +7858,7 @@
     </w:p>
     <w:p>
       <w:r>
-        <w:t>Together, these stories cover 32 test cases (15.5% of the 207 generated), spanning functional, edge case, error handling, and accessibility test types. Story 271916 was reviewed twice (before and after code-level fixes) to assess the impact of prompt engineering improvements, yielding 3 review passes total.</w:t>
+        <w:t>Together, these stories cover 31 test cases (15.3% of the 203 in the 12-story sample), spanning functional, edge case, error handling, and accessibility test types. Story 271916 was reviewed twice (before and after code-level fixes) to assess the impact of prompt engineering improvements, yielding 3 review passes total.</w:t>
       </w:r>
     </w:p>
     <w:p>
@@ -7874,7 +7868,7 @@
           <w:color w:val="666666"/>
           <w:sz w:val="20"/>
         </w:rPr>
-        <w:t>Limitation: A sample of 2 stories (n=32 test cases) is small. While the stories were purposively selected to span difficulty levels, the findings may not generalise to all 55 stories. Phase 2 will expand quality review to at least 5 stories to improve statistical power. See Section 12 (Threats to Validity) for further discussion.</w:t>
+        <w:t>Limitation: A sample of 2 stories (n=31 test cases) is small. While the stories were purposively selected to span difficulty levels, the findings may not generalise to all 55 stories. Phase 2 will expand quality review to at least 5 stories to improve statistical power. See Section 12 (Threats to Validity) for further discussion.</w:t>
       </w:r>
     </w:p>
     <w:p/>
@@ -9741,7 +9735,7 @@
         <w:pStyle w:val="Heading2"/>
       </w:pPr>
       <w:r>
-        <w:t>9.1 Test Type Distribution (207 test cases)</w:t>
+        <w:t>9.1 Test Type Distribution (203 test cases)</w:t>
       </w:r>
     </w:p>
     <w:tbl>
@@ -10008,7 +10002,7 @@
               <w:rPr>
                 <w:sz w:val="18"/>
               </w:rPr>
-              <w:t>207</w:t>
+              <w:t>203</w:t>
             </w:r>
           </w:p>
         </w:tc>
@@ -10798,7 +10792,7 @@
               </w:rPr>
               <w:t>Coverage: 94.4%</w:t>
               <w:br/>
-              <w:t>Time: 69 hrs → 5.5 hrs</w:t>
+              <w:t>Time: 67.7 hrs → 5.5 hrs</w:t>
             </w:r>
           </w:p>
         </w:tc>
@@ -11674,13 +11668,12 @@
           <w:b/>
           <w:sz w:val="20"/>
         </w:rPr>
-        <w:t xml:space="preserve">Small quality review sample: </w:t>
+        <w:t>Small quality review sample: Quality metrics are based on 31 test cases across 2 stories (3 review passes, n=48). The resulting 95% confidence interval for the first-pass quality rate is wide (58.4%–84.3%), limiting the precision of the estimate. Expanding to 5+ stories in Phase 2 will improve statistical power.</w:t>
       </w:r>
       <w:r>
         <w:rPr>
           <w:sz w:val="20"/>
         </w:rPr>
-        <w:t>Quality metrics are based on 32 test cases across 2 stories (3 review passes, n=48). The resulting 95% confidence interval for the first-pass quality rate is wide (58.4%–84.3%), limiting the precision of the estimate. Expanding to 5+ stories in Phase 2 will improve statistical power.</w:t>
       </w:r>
     </w:p>
     <w:p>
